--- a/pr-preview/pr-90/chapters/02-randomized-experiments-tracked-changes.docx
+++ b/pr-preview/pr-90/chapters/02-randomized-experiments-tracked-changes.docx
@@ -691,7 +691,17 @@
       </w:ins>
       <w:ins w:id="14" w:author="PR Preview" w:date="2024-01-01T00:00:00Z">
         <w:r>
-          <w:t xml:space="preserve">Ideal experiments are unrealistic, but useful for introducing key concepts; later chapters treat more realistic ones</w:t>
+          <w:t xml:space="preserve">Ideal experiments are unrealistic, but useful for introducing key concepts;</w:t>
+        </w:r>
+      </w:ins>
+      <w:ins w:id="14" w:author="PR Preview" w:date="2024-01-01T00:00:00Z">
+        <w:r>
+          <w:t xml:space="preserve"> </w:t>
+        </w:r>
+      </w:ins>
+      <w:ins w:id="14" w:author="PR Preview" w:date="2024-01-01T00:00:00Z">
+        <w:r>
+          <w:t xml:space="preserve">later chapters treat more realistic ones</w:t>
         </w:r>
       </w:ins>
       <w:ins w:id="14" w:author="PR Preview" w:date="2024-01-01T00:00:00Z">
@@ -6459,7 +6469,17 @@
       </w:ins>
       <w:ins w:id="56" w:author="PR Preview" w:date="2024-01-01T00:00:00Z">
         <w:r>
-          <w:t xml:space="preserve">is missing; if</w:t>
+          <w:t xml:space="preserve">is missing;</w:t>
+        </w:r>
+      </w:ins>
+      <w:ins w:id="56" w:author="PR Preview" w:date="2024-01-01T00:00:00Z">
+        <w:r>
+          <w:t xml:space="preserve"> </w:t>
+        </w:r>
+      </w:ins>
+      <w:ins w:id="56" w:author="PR Preview" w:date="2024-01-01T00:00:00Z">
+        <w:r>
+          <w:t xml:space="preserve">if</w:t>
         </w:r>
       </w:ins>
       <w:ins w:id="56" w:author="PR Preview" w:date="2024-01-01T00:00:00Z">
@@ -11740,7 +11760,17 @@
       </w:pPr>
       <w:ins w:id="97" w:author="PR Preview" w:date="2024-01-01T00:00:00Z">
         <w:r>
-          <w:t xml:space="preserve">The two simulated trees (Figure 2.2: everybody untreated; everybody treated) pooled together form a</w:t>
+          <w:t xml:space="preserve">The two simulated trees (Figure 2.2: everybody untreated;</w:t>
+        </w:r>
+      </w:ins>
+      <w:ins w:id="97" w:author="PR Preview" w:date="2024-01-01T00:00:00Z">
+        <w:r>
+          <w:t xml:space="preserve"> </w:t>
+        </w:r>
+      </w:ins>
+      <w:ins w:id="97" w:author="PR Preview" w:date="2024-01-01T00:00:00Z">
+        <w:r>
+          <w:t xml:space="preserve">everybody treated) pooled together form a</w:t>
         </w:r>
       </w:ins>
       <w:ins w:id="97" w:author="PR Preview" w:date="2024-01-01T00:00:00Z">
@@ -14694,7 +14724,13 @@
               <w:t xml:space="preserve"> </w:t>
             </w:r>
             <w:r>
-              <w:t xml:space="preserve">Section 12.4 generalizes IP weighting to continuous treatments; Technical Point 3.1 shows the results fail without positivity even for discrete</w:t>
+              <w:t xml:space="preserve">Section 12.4 generalizes IP weighting to continuous treatments;</w:t>
+            </w:r>
+            <w:r>
+              <w:t xml:space="preserve"> </w:t>
+            </w:r>
+            <w:r>
+              <w:t xml:space="preserve">Technical Point 3.1 shows the results fail without positivity even for discrete</w:t>
             </w:r>
             <w:r>
               <w:t xml:space="preserve"> </w:t>
